--- a/artifacts/CORE-05/build/internal-policy-library-travel-and-expense-policy.docx
+++ b/artifacts/CORE-05/build/internal-policy-library-travel-and-expense-policy.docx
@@ -8,15 +8,6 @@
         <w:pStyle w:val="Heading1"/>
       </w:pPr>
       <w:r>
-        <w:rPr>
-          <w:rStyle w:val="SectionNumber"/>
-        </w:rPr>
-        <w:t xml:space="preserve">1</w:t>
-      </w:r>
-      <w:r>
-        <w:tab/>
-      </w:r>
-      <w:r>
         <w:t xml:space="preserve">Travel and Expense Policy</w:t>
       </w:r>
     </w:p>
@@ -25,15 +16,6 @@
       <w:pPr>
         <w:pStyle w:val="Heading2"/>
       </w:pPr>
-      <w:r>
-        <w:rPr>
-          <w:rStyle w:val="SectionNumber"/>
-        </w:rPr>
-        <w:t xml:space="preserve">1.1</w:t>
-      </w:r>
-      <w:r>
-        <w:tab/>
-      </w:r>
       <w:r>
         <w:t xml:space="preserve">Document Control</w:t>
       </w:r>
@@ -323,15 +305,6 @@
         <w:pStyle w:val="Heading2"/>
       </w:pPr>
       <w:r>
-        <w:rPr>
-          <w:rStyle w:val="SectionNumber"/>
-        </w:rPr>
-        <w:t xml:space="preserve">1.2</w:t>
-      </w:r>
-      <w:r>
-        <w:tab/>
-      </w:r>
-      <w:r>
         <w:t xml:space="preserve">1. Purpose</w:t>
       </w:r>
     </w:p>
@@ -350,15 +323,6 @@
         <w:pStyle w:val="Heading2"/>
       </w:pPr>
       <w:r>
-        <w:rPr>
-          <w:rStyle w:val="SectionNumber"/>
-        </w:rPr>
-        <w:t xml:space="preserve">1.3</w:t>
-      </w:r>
-      <w:r>
-        <w:tab/>
-      </w:r>
-      <w:r>
         <w:t xml:space="preserve">2. Scope</w:t>
       </w:r>
     </w:p>
@@ -377,15 +341,6 @@
         <w:pStyle w:val="Heading2"/>
       </w:pPr>
       <w:r>
-        <w:rPr>
-          <w:rStyle w:val="SectionNumber"/>
-        </w:rPr>
-        <w:t xml:space="preserve">1.4</w:t>
-      </w:r>
-      <w:r>
-        <w:tab/>
-      </w:r>
-      <w:r>
         <w:t xml:space="preserve">3. General Principles</w:t>
       </w:r>
     </w:p>
@@ -456,15 +411,6 @@
         <w:pStyle w:val="Heading2"/>
       </w:pPr>
       <w:r>
-        <w:rPr>
-          <w:rStyle w:val="SectionNumber"/>
-        </w:rPr>
-        <w:t xml:space="preserve">1.5</w:t>
-      </w:r>
-      <w:r>
-        <w:tab/>
-      </w:r>
-      <w:r>
         <w:t xml:space="preserve">4. Booking and Advance Purchase</w:t>
       </w:r>
     </w:p>
@@ -547,15 +493,6 @@
         <w:pStyle w:val="Heading2"/>
       </w:pPr>
       <w:r>
-        <w:rPr>
-          <w:rStyle w:val="SectionNumber"/>
-        </w:rPr>
-        <w:t xml:space="preserve">1.6</w:t>
-      </w:r>
-      <w:r>
-        <w:tab/>
-      </w:r>
-      <w:r>
         <w:t xml:space="preserve">5. Air Travel</w:t>
       </w:r>
     </w:p>
@@ -626,15 +563,6 @@
         <w:pStyle w:val="Heading2"/>
       </w:pPr>
       <w:r>
-        <w:rPr>
-          <w:rStyle w:val="SectionNumber"/>
-        </w:rPr>
-        <w:t xml:space="preserve">1.7</w:t>
-      </w:r>
-      <w:r>
-        <w:tab/>
-      </w:r>
-      <w:r>
         <w:t xml:space="preserve">6. Lodging</w:t>
       </w:r>
     </w:p>
@@ -729,15 +657,6 @@
         <w:pStyle w:val="Heading2"/>
       </w:pPr>
       <w:r>
-        <w:rPr>
-          <w:rStyle w:val="SectionNumber"/>
-        </w:rPr>
-        <w:t xml:space="preserve">1.8</w:t>
-      </w:r>
-      <w:r>
-        <w:tab/>
-      </w:r>
-      <w:r>
         <w:t xml:space="preserve">7. Meals and Per Diem</w:t>
       </w:r>
     </w:p>
@@ -856,15 +775,6 @@
         <w:pStyle w:val="Heading2"/>
       </w:pPr>
       <w:r>
-        <w:rPr>
-          <w:rStyle w:val="SectionNumber"/>
-        </w:rPr>
-        <w:t xml:space="preserve">1.9</w:t>
-      </w:r>
-      <w:r>
-        <w:tab/>
-      </w:r>
-      <w:r>
         <w:t xml:space="preserve">8. Ground Transportation</w:t>
       </w:r>
     </w:p>
@@ -935,15 +845,6 @@
         <w:pStyle w:val="Heading2"/>
       </w:pPr>
       <w:r>
-        <w:rPr>
-          <w:rStyle w:val="SectionNumber"/>
-        </w:rPr>
-        <w:t xml:space="preserve">1.10</w:t>
-      </w:r>
-      <w:r>
-        <w:tab/>
-      </w:r>
-      <w:r>
         <w:t xml:space="preserve">9. Corporate Card</w:t>
       </w:r>
     </w:p>
@@ -1014,15 +915,6 @@
         <w:pStyle w:val="Heading2"/>
       </w:pPr>
       <w:r>
-        <w:rPr>
-          <w:rStyle w:val="SectionNumber"/>
-        </w:rPr>
-        <w:t xml:space="preserve">1.11</w:t>
-      </w:r>
-      <w:r>
-        <w:tab/>
-      </w:r>
-      <w:r>
         <w:t xml:space="preserve">10. Receipts and Documentation</w:t>
       </w:r>
     </w:p>
@@ -1081,15 +973,6 @@
         <w:pStyle w:val="Heading2"/>
       </w:pPr>
       <w:r>
-        <w:rPr>
-          <w:rStyle w:val="SectionNumber"/>
-        </w:rPr>
-        <w:t xml:space="preserve">1.12</w:t>
-      </w:r>
-      <w:r>
-        <w:tab/>
-      </w:r>
-      <w:r>
         <w:t xml:space="preserve">11. Submission and Approval</w:t>
       </w:r>
     </w:p>
@@ -1208,15 +1091,6 @@
         <w:pStyle w:val="Heading2"/>
       </w:pPr>
       <w:r>
-        <w:rPr>
-          <w:rStyle w:val="SectionNumber"/>
-        </w:rPr>
-        <w:t xml:space="preserve">1.13</w:t>
-      </w:r>
-      <w:r>
-        <w:tab/>
-      </w:r>
-      <w:r>
         <w:t xml:space="preserve">12. Non-Reimbursable Expenses</w:t>
       </w:r>
     </w:p>
@@ -1235,15 +1109,6 @@
         <w:pStyle w:val="Heading2"/>
       </w:pPr>
       <w:r>
-        <w:rPr>
-          <w:rStyle w:val="SectionNumber"/>
-        </w:rPr>
-        <w:t xml:space="preserve">1.14</w:t>
-      </w:r>
-      <w:r>
-        <w:tab/>
-      </w:r>
-      <w:r>
         <w:t xml:space="preserve">13. Exceptions</w:t>
       </w:r>
     </w:p>
@@ -1262,15 +1127,6 @@
         <w:pStyle w:val="Heading2"/>
       </w:pPr>
       <w:r>
-        <w:rPr>
-          <w:rStyle w:val="SectionNumber"/>
-        </w:rPr>
-        <w:t xml:space="preserve">1.15</w:t>
-      </w:r>
-      <w:r>
-        <w:tab/>
-      </w:r>
-      <w:r>
         <w:t xml:space="preserve">14. Enforcement</w:t>
       </w:r>
     </w:p>
@@ -1289,15 +1145,6 @@
         <w:pStyle w:val="Heading2"/>
       </w:pPr>
       <w:r>
-        <w:rPr>
-          <w:rStyle w:val="SectionNumber"/>
-        </w:rPr>
-        <w:t xml:space="preserve">1.16</w:t>
-      </w:r>
-      <w:r>
-        <w:tab/>
-      </w:r>
-      <w:r>
         <w:t xml:space="preserve">15. Related Documents</w:t>
       </w:r>
     </w:p>
@@ -1367,15 +1214,6 @@
       <w:pPr>
         <w:pStyle w:val="Heading2"/>
       </w:pPr>
-      <w:r>
-        <w:rPr>
-          <w:rStyle w:val="SectionNumber"/>
-        </w:rPr>
-        <w:t xml:space="preserve">1.17</w:t>
-      </w:r>
-      <w:r>
-        <w:tab/>
-      </w:r>
       <w:r>
         <w:t xml:space="preserve">Version History</w:t>
       </w:r>
